--- a/data/outputs/v2/Essential_Mathematics/SS2.4_Area_of_Polygons/Essential_Mathematics_Area_of_Polygons_SummaryTable.docx
+++ b/data/outputs/v2/Essential_Mathematics/SS2.4_Area_of_Polygons/Essential_Mathematics_Area_of_Polygons_SummaryTable.docx
@@ -38,6 +38,177 @@
           <w:szCs w:val="22"/>
         </w:rPr>
         <w:t xml:space="preserve">Sub-Strand 2.4: Area of Polygons — Teacher Reference (Pre-filled)</w:t>
+      </w:r>
+    </w:p>
+    <w:p>
+      <w:pPr>
+        <w:spacing w:after="80" w:before="120"/>
+      </w:pPr>
+      <w:r>
+        <w:rPr>
+          <w:rFonts w:ascii="Arial" w:cs="Arial" w:eastAsia="Arial" w:hAnsi="Arial"/>
+          <w:b/>
+          <w:bCs/>
+          <w:color w:val="1F3864"/>
+          <w:sz w:val="20"/>
+          <w:szCs w:val="20"/>
+        </w:rPr>
+        <w:t xml:space="preserve">ATTRIBUTION AND LICENSING</w:t>
+      </w:r>
+    </w:p>
+    <w:p>
+      <w:pPr>
+        <w:spacing w:after="60" w:before="0"/>
+      </w:pPr>
+      <w:r>
+        <w:rPr>
+          <w:rFonts w:ascii="Arial" w:cs="Arial" w:eastAsia="Arial" w:hAnsi="Arial"/>
+          <w:b/>
+          <w:bCs/>
+          <w:sz w:val="17"/>
+          <w:szCs w:val="17"/>
+        </w:rPr>
+        <w:t xml:space="preserve">Curriculum Alignment: </w:t>
+      </w:r>
+      <w:r>
+        <w:rPr>
+          <w:rFonts w:ascii="Arial" w:cs="Arial" w:eastAsia="Arial" w:hAnsi="Arial"/>
+          <w:sz w:val="17"/>
+          <w:szCs w:val="17"/>
+        </w:rPr>
+        <w:t xml:space="preserve">Structured in pedagogical alignment with the competence-based curriculum format and learning outcomes established by the Kenya Institute of Curriculum Development (KICD). This material is independently developed and is not officially endorsed or published by KICD.</w:t>
+      </w:r>
+    </w:p>
+    <w:p>
+      <w:pPr>
+        <w:spacing w:after="60" w:before="0"/>
+      </w:pPr>
+      <w:r>
+        <w:rPr>
+          <w:rFonts w:ascii="Arial" w:cs="Arial" w:eastAsia="Arial" w:hAnsi="Arial"/>
+          <w:b/>
+          <w:bCs/>
+          <w:sz w:val="17"/>
+          <w:szCs w:val="17"/>
+        </w:rPr>
+        <w:t xml:space="preserve">Content &amp; Pedagogy: </w:t>
+      </w:r>
+      <w:r>
+        <w:rPr>
+          <w:rFonts w:ascii="Arial" w:cs="Arial" w:eastAsia="Arial" w:hAnsi="Arial"/>
+          <w:sz w:val="17"/>
+          <w:szCs w:val="17"/>
+        </w:rPr>
+        <w:t xml:space="preserve">Developed and adapted by the educator team at SeaVuria (registered 501(c)(3) in the United States and registered NGO in Kenya, No. 872-850A-BF11), who designed the pedagogical framework, lesson templates and exemplar lessons on which this material is based.</w:t>
+      </w:r>
+    </w:p>
+    <w:p>
+      <w:pPr>
+        <w:spacing w:after="60" w:before="0"/>
+      </w:pPr>
+      <w:r>
+        <w:rPr>
+          <w:rFonts w:ascii="Arial" w:cs="Arial" w:eastAsia="Arial" w:hAnsi="Arial"/>
+          <w:b/>
+          <w:bCs/>
+          <w:sz w:val="17"/>
+          <w:szCs w:val="17"/>
+        </w:rPr>
+        <w:t xml:space="preserve">Production &amp; Layout: </w:t>
+      </w:r>
+      <w:r>
+        <w:rPr>
+          <w:rFonts w:ascii="Arial" w:cs="Arial" w:eastAsia="Arial" w:hAnsi="Arial"/>
+          <w:sz w:val="17"/>
+          <w:szCs w:val="17"/>
+        </w:rPr>
+        <w:t xml:space="preserve">Educational design and curriculum sequencing by SeaVuria. Technical layout, structural formatting, and digital optimization/implementation executed in partnership with ARES Education (registered 501(c)(3) in the United States and Canada (as Afretech Aid) and registered NGO in Kenya), with lesson drafting and compilation assisted by AI (Claude, Anthropic).</w:t>
+      </w:r>
+    </w:p>
+    <w:p>
+      <w:pPr>
+        <w:pBdr>
+          <w:bottom w:val="single" w:color="1F3864" w:sz="6" w:space="6"/>
+        </w:pBdr>
+        <w:spacing w:after="60" w:before="0"/>
+      </w:pPr>
+      <w:r>
+        <w:rPr>
+          <w:rFonts w:ascii="Arial" w:cs="Arial" w:eastAsia="Arial" w:hAnsi="Arial"/>
+          <w:b/>
+          <w:bCs/>
+          <w:sz w:val="17"/>
+          <w:szCs w:val="17"/>
+        </w:rPr>
+        <w:t xml:space="preserve">Licensing &amp; Copyright: </w:t>
+      </w:r>
+      <w:r>
+        <w:rPr>
+          <w:rFonts w:ascii="Arial" w:cs="Arial" w:eastAsia="Arial" w:hAnsi="Arial"/>
+          <w:sz w:val="17"/>
+          <w:szCs w:val="17"/>
+        </w:rPr>
+        <w:t xml:space="preserve">© 2026 SeaVuria and ARES. This work is licensed under a </w:t>
+      </w:r>
+      <w:hyperlink w:history="1" r:id="rIdy1voeqkr8cdfp_t6chwnr">
+        <w:r>
+          <w:rPr>
+            <w:rFonts w:ascii="Arial" w:cs="Arial" w:eastAsia="Arial" w:hAnsi="Arial"/>
+            <w:color w:val="1F6B75"/>
+            <w:sz w:val="17"/>
+            <w:szCs w:val="17"/>
+            <w:u w:val="single" w:color="1F6B75"/>
+          </w:rPr>
+          <w:t xml:space="preserve">Creative Commons Attribution-NonCommercial 4.0 International License</w:t>
+        </w:r>
+      </w:hyperlink>
+      <w:r>
+        <w:rPr>
+          <w:rFonts w:ascii="Arial" w:cs="Arial" w:eastAsia="Arial" w:hAnsi="Arial"/>
+          <w:sz w:val="17"/>
+          <w:szCs w:val="17"/>
+        </w:rPr>
+        <w:t xml:space="preserve"> (</w:t>
+      </w:r>
+      <w:hyperlink w:history="1" r:id="rIdbe5cypvlkve_f8knhzebr">
+        <w:r>
+          <w:rPr>
+            <w:rFonts w:ascii="Arial" w:cs="Arial" w:eastAsia="Arial" w:hAnsi="Arial"/>
+            <w:color w:val="1F6B75"/>
+            <w:sz w:val="17"/>
+            <w:szCs w:val="17"/>
+            <w:u w:val="single" w:color="1F6B75"/>
+          </w:rPr>
+          <w:t xml:space="preserve">CC BY-NC 4.0</w:t>
+        </w:r>
+      </w:hyperlink>
+      <w:r>
+        <w:rPr>
+          <w:rFonts w:ascii="Arial" w:cs="Arial" w:eastAsia="Arial" w:hAnsi="Arial"/>
+          <w:sz w:val="17"/>
+          <w:szCs w:val="17"/>
+        </w:rPr>
+        <w:t xml:space="preserve">). To view a copy of this license, visit </w:t>
+      </w:r>
+      <w:hyperlink w:history="1" r:id="rIdfxtdcnb1nzxrtgrcffmzh">
+        <w:r>
+          <w:rPr>
+            <w:rFonts w:ascii="Arial" w:cs="Arial" w:eastAsia="Arial" w:hAnsi="Arial"/>
+            <w:color w:val="1F6B75"/>
+            <w:sz w:val="17"/>
+            <w:szCs w:val="17"/>
+            <w:u w:val="single" w:color="1F6B75"/>
+          </w:rPr>
+          <w:t xml:space="preserve">https://creativecommons.org/licenses/by-nc/4.0/</w:t>
+        </w:r>
+      </w:hyperlink>
+      <w:r>
+        <w:rPr>
+          <w:rFonts w:ascii="Arial" w:cs="Arial" w:eastAsia="Arial" w:hAnsi="Arial"/>
+          <w:sz w:val="17"/>
+          <w:szCs w:val="17"/>
+        </w:rPr>
+        <w:t xml:space="preserve">. You are free to copy, redistribute, and adapt this material in any medium or format, provided appropriate credit is given and the material is not used for commercial purposes. KICD learning outcomes and curriculum designations reproduced here for alignment purposes remain the property of KICD and are not covered by this license. Linked external resources (e.g. CK-12, Khan Academy, PhET) are subject to their own licenses.</w:t>
       </w:r>
     </w:p>
     <w:p>

--- a/data/outputs/v2/Essential_Mathematics/SS2.4_Area_of_Polygons/Essential_Mathematics_Area_of_Polygons_SummaryTable.docx
+++ b/data/outputs/v2/Essential_Mathematics/SS2.4_Area_of_Polygons/Essential_Mathematics_Area_of_Polygons_SummaryTable.docx
@@ -38,177 +38,6 @@
           <w:szCs w:val="22"/>
         </w:rPr>
         <w:t xml:space="preserve">Sub-Strand 2.4: Area of Polygons — Teacher Reference (Pre-filled)</w:t>
-      </w:r>
-    </w:p>
-    <w:p>
-      <w:pPr>
-        <w:spacing w:after="80" w:before="120"/>
-      </w:pPr>
-      <w:r>
-        <w:rPr>
-          <w:rFonts w:ascii="Arial" w:cs="Arial" w:eastAsia="Arial" w:hAnsi="Arial"/>
-          <w:b/>
-          <w:bCs/>
-          <w:color w:val="1F3864"/>
-          <w:sz w:val="20"/>
-          <w:szCs w:val="20"/>
-        </w:rPr>
-        <w:t xml:space="preserve">ATTRIBUTION AND LICENSING</w:t>
-      </w:r>
-    </w:p>
-    <w:p>
-      <w:pPr>
-        <w:spacing w:after="60" w:before="0"/>
-      </w:pPr>
-      <w:r>
-        <w:rPr>
-          <w:rFonts w:ascii="Arial" w:cs="Arial" w:eastAsia="Arial" w:hAnsi="Arial"/>
-          <w:b/>
-          <w:bCs/>
-          <w:sz w:val="17"/>
-          <w:szCs w:val="17"/>
-        </w:rPr>
-        <w:t xml:space="preserve">Curriculum Alignment: </w:t>
-      </w:r>
-      <w:r>
-        <w:rPr>
-          <w:rFonts w:ascii="Arial" w:cs="Arial" w:eastAsia="Arial" w:hAnsi="Arial"/>
-          <w:sz w:val="17"/>
-          <w:szCs w:val="17"/>
-        </w:rPr>
-        <w:t xml:space="preserve">Structured in pedagogical alignment with the competence-based curriculum format and learning outcomes established by the Kenya Institute of Curriculum Development (KICD). This material is independently developed and is not officially endorsed or published by KICD.</w:t>
-      </w:r>
-    </w:p>
-    <w:p>
-      <w:pPr>
-        <w:spacing w:after="60" w:before="0"/>
-      </w:pPr>
-      <w:r>
-        <w:rPr>
-          <w:rFonts w:ascii="Arial" w:cs="Arial" w:eastAsia="Arial" w:hAnsi="Arial"/>
-          <w:b/>
-          <w:bCs/>
-          <w:sz w:val="17"/>
-          <w:szCs w:val="17"/>
-        </w:rPr>
-        <w:t xml:space="preserve">Content &amp; Pedagogy: </w:t>
-      </w:r>
-      <w:r>
-        <w:rPr>
-          <w:rFonts w:ascii="Arial" w:cs="Arial" w:eastAsia="Arial" w:hAnsi="Arial"/>
-          <w:sz w:val="17"/>
-          <w:szCs w:val="17"/>
-        </w:rPr>
-        <w:t xml:space="preserve">Developed and adapted by the educator team at SeaVuria (registered 501(c)(3) in the United States and registered NGO in Kenya, No. 872-850A-BF11), who designed the pedagogical framework, lesson templates and exemplar lessons on which this material is based.</w:t>
-      </w:r>
-    </w:p>
-    <w:p>
-      <w:pPr>
-        <w:spacing w:after="60" w:before="0"/>
-      </w:pPr>
-      <w:r>
-        <w:rPr>
-          <w:rFonts w:ascii="Arial" w:cs="Arial" w:eastAsia="Arial" w:hAnsi="Arial"/>
-          <w:b/>
-          <w:bCs/>
-          <w:sz w:val="17"/>
-          <w:szCs w:val="17"/>
-        </w:rPr>
-        <w:t xml:space="preserve">Production &amp; Layout: </w:t>
-      </w:r>
-      <w:r>
-        <w:rPr>
-          <w:rFonts w:ascii="Arial" w:cs="Arial" w:eastAsia="Arial" w:hAnsi="Arial"/>
-          <w:sz w:val="17"/>
-          <w:szCs w:val="17"/>
-        </w:rPr>
-        <w:t xml:space="preserve">Educational design and curriculum sequencing by SeaVuria. Technical layout, structural formatting, and digital optimization/implementation executed in partnership with ARES Education (registered 501(c)(3) in the United States and Canada (as Afretech Aid) and registered NGO in Kenya), with lesson drafting and compilation assisted by AI (Claude, Anthropic).</w:t>
-      </w:r>
-    </w:p>
-    <w:p>
-      <w:pPr>
-        <w:pBdr>
-          <w:bottom w:val="single" w:color="1F3864" w:sz="6" w:space="6"/>
-        </w:pBdr>
-        <w:spacing w:after="60" w:before="0"/>
-      </w:pPr>
-      <w:r>
-        <w:rPr>
-          <w:rFonts w:ascii="Arial" w:cs="Arial" w:eastAsia="Arial" w:hAnsi="Arial"/>
-          <w:b/>
-          <w:bCs/>
-          <w:sz w:val="17"/>
-          <w:szCs w:val="17"/>
-        </w:rPr>
-        <w:t xml:space="preserve">Licensing &amp; Copyright: </w:t>
-      </w:r>
-      <w:r>
-        <w:rPr>
-          <w:rFonts w:ascii="Arial" w:cs="Arial" w:eastAsia="Arial" w:hAnsi="Arial"/>
-          <w:sz w:val="17"/>
-          <w:szCs w:val="17"/>
-        </w:rPr>
-        <w:t xml:space="preserve">© 2026 SeaVuria and ARES. This work is licensed under a </w:t>
-      </w:r>
-      <w:hyperlink w:history="1" r:id="rIdy1voeqkr8cdfp_t6chwnr">
-        <w:r>
-          <w:rPr>
-            <w:rFonts w:ascii="Arial" w:cs="Arial" w:eastAsia="Arial" w:hAnsi="Arial"/>
-            <w:color w:val="1F6B75"/>
-            <w:sz w:val="17"/>
-            <w:szCs w:val="17"/>
-            <w:u w:val="single" w:color="1F6B75"/>
-          </w:rPr>
-          <w:t xml:space="preserve">Creative Commons Attribution-NonCommercial 4.0 International License</w:t>
-        </w:r>
-      </w:hyperlink>
-      <w:r>
-        <w:rPr>
-          <w:rFonts w:ascii="Arial" w:cs="Arial" w:eastAsia="Arial" w:hAnsi="Arial"/>
-          <w:sz w:val="17"/>
-          <w:szCs w:val="17"/>
-        </w:rPr>
-        <w:t xml:space="preserve"> (</w:t>
-      </w:r>
-      <w:hyperlink w:history="1" r:id="rIdbe5cypvlkve_f8knhzebr">
-        <w:r>
-          <w:rPr>
-            <w:rFonts w:ascii="Arial" w:cs="Arial" w:eastAsia="Arial" w:hAnsi="Arial"/>
-            <w:color w:val="1F6B75"/>
-            <w:sz w:val="17"/>
-            <w:szCs w:val="17"/>
-            <w:u w:val="single" w:color="1F6B75"/>
-          </w:rPr>
-          <w:t xml:space="preserve">CC BY-NC 4.0</w:t>
-        </w:r>
-      </w:hyperlink>
-      <w:r>
-        <w:rPr>
-          <w:rFonts w:ascii="Arial" w:cs="Arial" w:eastAsia="Arial" w:hAnsi="Arial"/>
-          <w:sz w:val="17"/>
-          <w:szCs w:val="17"/>
-        </w:rPr>
-        <w:t xml:space="preserve">). To view a copy of this license, visit </w:t>
-      </w:r>
-      <w:hyperlink w:history="1" r:id="rIdfxtdcnb1nzxrtgrcffmzh">
-        <w:r>
-          <w:rPr>
-            <w:rFonts w:ascii="Arial" w:cs="Arial" w:eastAsia="Arial" w:hAnsi="Arial"/>
-            <w:color w:val="1F6B75"/>
-            <w:sz w:val="17"/>
-            <w:szCs w:val="17"/>
-            <w:u w:val="single" w:color="1F6B75"/>
-          </w:rPr>
-          <w:t xml:space="preserve">https://creativecommons.org/licenses/by-nc/4.0/</w:t>
-        </w:r>
-      </w:hyperlink>
-      <w:r>
-        <w:rPr>
-          <w:rFonts w:ascii="Arial" w:cs="Arial" w:eastAsia="Arial" w:hAnsi="Arial"/>
-          <w:sz w:val="17"/>
-          <w:szCs w:val="17"/>
-        </w:rPr>
-        <w:t xml:space="preserve">. You are free to copy, redistribute, and adapt this material in any medium or format, provided appropriate credit is given and the material is not used for commercial purposes. KICD learning outcomes and curriculum designations reproduced here for alignment purposes remain the property of KICD and are not covered by this license. Linked external resources (e.g. CK-12, Khan Academy, PhET) are subject to their own licenses.</w:t>
       </w:r>
     </w:p>
     <w:p>
@@ -1848,6 +1677,185 @@
         </w:tc>
       </w:tr>
     </w:tbl>
+    <w:p>
+      <w:pPr>
+        <w:spacing w:after="120"/>
+      </w:pPr>
+      <w:r>
+        <w:t xml:space="preserve"/>
+      </w:r>
+    </w:p>
+    <w:p>
+      <w:pPr>
+        <w:spacing w:after="80" w:before="120"/>
+      </w:pPr>
+      <w:r>
+        <w:rPr>
+          <w:rFonts w:ascii="Arial" w:cs="Arial" w:eastAsia="Arial" w:hAnsi="Arial"/>
+          <w:b/>
+          <w:bCs/>
+          <w:color w:val="1F3864"/>
+          <w:sz w:val="20"/>
+          <w:szCs w:val="20"/>
+        </w:rPr>
+        <w:t xml:space="preserve">ATTRIBUTION AND LICENSING</w:t>
+      </w:r>
+    </w:p>
+    <w:p>
+      <w:pPr>
+        <w:spacing w:after="60" w:before="0"/>
+      </w:pPr>
+      <w:r>
+        <w:rPr>
+          <w:rFonts w:ascii="Arial" w:cs="Arial" w:eastAsia="Arial" w:hAnsi="Arial"/>
+          <w:b/>
+          <w:bCs/>
+          <w:sz w:val="17"/>
+          <w:szCs w:val="17"/>
+        </w:rPr>
+        <w:t xml:space="preserve">Curriculum Alignment: </w:t>
+      </w:r>
+      <w:r>
+        <w:rPr>
+          <w:rFonts w:ascii="Arial" w:cs="Arial" w:eastAsia="Arial" w:hAnsi="Arial"/>
+          <w:sz w:val="17"/>
+          <w:szCs w:val="17"/>
+        </w:rPr>
+        <w:t xml:space="preserve">Structured in pedagogical alignment with the competence-based curriculum format and learning outcomes established by the Kenya Institute of Curriculum Development (KICD). This material is independently developed and is not officially endorsed or published by KICD.</w:t>
+      </w:r>
+    </w:p>
+    <w:p>
+      <w:pPr>
+        <w:spacing w:after="60" w:before="0"/>
+      </w:pPr>
+      <w:r>
+        <w:rPr>
+          <w:rFonts w:ascii="Arial" w:cs="Arial" w:eastAsia="Arial" w:hAnsi="Arial"/>
+          <w:b/>
+          <w:bCs/>
+          <w:sz w:val="17"/>
+          <w:szCs w:val="17"/>
+        </w:rPr>
+        <w:t xml:space="preserve">Content &amp; Pedagogy: </w:t>
+      </w:r>
+      <w:r>
+        <w:rPr>
+          <w:rFonts w:ascii="Arial" w:cs="Arial" w:eastAsia="Arial" w:hAnsi="Arial"/>
+          <w:sz w:val="17"/>
+          <w:szCs w:val="17"/>
+        </w:rPr>
+        <w:t xml:space="preserve">Developed and adapted by the educator team at SeaVuria (registered 501(c)(3) in the United States and registered NGO in Kenya, No. 872-850A-BF11), who designed the pedagogical framework, lesson templates and exemplar lessons on which this material is based.</w:t>
+      </w:r>
+    </w:p>
+    <w:p>
+      <w:pPr>
+        <w:spacing w:after="60" w:before="0"/>
+      </w:pPr>
+      <w:r>
+        <w:rPr>
+          <w:rFonts w:ascii="Arial" w:cs="Arial" w:eastAsia="Arial" w:hAnsi="Arial"/>
+          <w:b/>
+          <w:bCs/>
+          <w:sz w:val="17"/>
+          <w:szCs w:val="17"/>
+        </w:rPr>
+        <w:t xml:space="preserve">Production &amp; Layout: </w:t>
+      </w:r>
+      <w:r>
+        <w:rPr>
+          <w:rFonts w:ascii="Arial" w:cs="Arial" w:eastAsia="Arial" w:hAnsi="Arial"/>
+          <w:sz w:val="17"/>
+          <w:szCs w:val="17"/>
+        </w:rPr>
+        <w:t xml:space="preserve">Educational design and curriculum sequencing by SeaVuria. Technical layout, structural formatting, and digital optimization/implementation executed in partnership with ARES Education (registered 501(c)(3) in the United States and Canada (as Afretech Aid) and registered NGO in Kenya), with lesson drafting and compilation assisted by AI (Claude, Anthropic).</w:t>
+      </w:r>
+    </w:p>
+    <w:p>
+      <w:pPr>
+        <w:pBdr>
+          <w:bottom w:val="single" w:color="1F3864" w:sz="6" w:space="6"/>
+        </w:pBdr>
+        <w:spacing w:after="60" w:before="0"/>
+      </w:pPr>
+      <w:r>
+        <w:rPr>
+          <w:rFonts w:ascii="Arial" w:cs="Arial" w:eastAsia="Arial" w:hAnsi="Arial"/>
+          <w:b/>
+          <w:bCs/>
+          <w:sz w:val="17"/>
+          <w:szCs w:val="17"/>
+        </w:rPr>
+        <w:t xml:space="preserve">Licensing &amp; Copyright: </w:t>
+      </w:r>
+      <w:r>
+        <w:rPr>
+          <w:rFonts w:ascii="Arial" w:cs="Arial" w:eastAsia="Arial" w:hAnsi="Arial"/>
+          <w:sz w:val="17"/>
+          <w:szCs w:val="17"/>
+        </w:rPr>
+        <w:t xml:space="preserve">© 2026 SeaVuria and ARES. This work is licensed under a </w:t>
+      </w:r>
+      <w:hyperlink w:history="1" r:id="rId5bn2jawtwbsv6qjigzfoh">
+        <w:r>
+          <w:rPr>
+            <w:rFonts w:ascii="Arial" w:cs="Arial" w:eastAsia="Arial" w:hAnsi="Arial"/>
+            <w:color w:val="1F6B75"/>
+            <w:sz w:val="17"/>
+            <w:szCs w:val="17"/>
+            <w:u w:val="single" w:color="1F6B75"/>
+          </w:rPr>
+          <w:t xml:space="preserve">Creative Commons Attribution-NonCommercial 4.0 International License</w:t>
+        </w:r>
+      </w:hyperlink>
+      <w:r>
+        <w:rPr>
+          <w:rFonts w:ascii="Arial" w:cs="Arial" w:eastAsia="Arial" w:hAnsi="Arial"/>
+          <w:sz w:val="17"/>
+          <w:szCs w:val="17"/>
+        </w:rPr>
+        <w:t xml:space="preserve"> (</w:t>
+      </w:r>
+      <w:hyperlink w:history="1" r:id="rId8fhmjdcxl26dhbmsbuv5v">
+        <w:r>
+          <w:rPr>
+            <w:rFonts w:ascii="Arial" w:cs="Arial" w:eastAsia="Arial" w:hAnsi="Arial"/>
+            <w:color w:val="1F6B75"/>
+            <w:sz w:val="17"/>
+            <w:szCs w:val="17"/>
+            <w:u w:val="single" w:color="1F6B75"/>
+          </w:rPr>
+          <w:t xml:space="preserve">CC BY-NC 4.0</w:t>
+        </w:r>
+      </w:hyperlink>
+      <w:r>
+        <w:rPr>
+          <w:rFonts w:ascii="Arial" w:cs="Arial" w:eastAsia="Arial" w:hAnsi="Arial"/>
+          <w:sz w:val="17"/>
+          <w:szCs w:val="17"/>
+        </w:rPr>
+        <w:t xml:space="preserve">). To view a copy of this license, visit </w:t>
+      </w:r>
+      <w:hyperlink w:history="1" r:id="rIdeflxx0aldajwz5vjjfpba">
+        <w:r>
+          <w:rPr>
+            <w:rFonts w:ascii="Arial" w:cs="Arial" w:eastAsia="Arial" w:hAnsi="Arial"/>
+            <w:color w:val="1F6B75"/>
+            <w:sz w:val="17"/>
+            <w:szCs w:val="17"/>
+            <w:u w:val="single" w:color="1F6B75"/>
+          </w:rPr>
+          <w:t xml:space="preserve">https://creativecommons.org/licenses/by-nc/4.0/</w:t>
+        </w:r>
+      </w:hyperlink>
+      <w:r>
+        <w:rPr>
+          <w:rFonts w:ascii="Arial" w:cs="Arial" w:eastAsia="Arial" w:hAnsi="Arial"/>
+          <w:sz w:val="17"/>
+          <w:szCs w:val="17"/>
+        </w:rPr>
+        <w:t xml:space="preserve">. You are free to copy, redistribute, and adapt this material in any medium or format, provided appropriate credit is given and the material is not used for commercial purposes. KICD learning outcomes and curriculum designations reproduced here for alignment purposes remain the property of KICD and are not covered by this license. Linked external resources (e.g. CK-12, Khan Academy, PhET) are subject to their own licenses.</w:t>
+      </w:r>
+    </w:p>
     <w:sectPr>
       <w:pgSz w:w="15840" w:h="12240" w:orient="landscape"/>
       <w:pgMar w:top="1080" w:right="1080" w:bottom="1080" w:left="1080" w:header="708" w:footer="708" w:gutter="0"/>

--- a/data/outputs/v2/Essential_Mathematics/SS2.4_Area_of_Polygons/Essential_Mathematics_Area_of_Polygons_SummaryTable.docx
+++ b/data/outputs/v2/Essential_Mathematics/SS2.4_Area_of_Polygons/Essential_Mathematics_Area_of_Polygons_SummaryTable.docx
@@ -532,7 +532,7 @@
                 <w:sz w:val="18"/>
                 <w:szCs w:val="18"/>
               </w:rPr>
-              <w:t xml:space="preserve">Lesson 1: Anchoring the Driving Question — Area of Triangles Using ½ab sin C</w:t>
+              <w:t xml:space="preserve">Anchoring the Courtyard Puzzle — Discovering Why "Base × Height ÷ 2" Is Not Enough</w:t>
             </w:r>
           </w:p>
         </w:tc>
@@ -564,7 +564,7 @@
                 <w:sz w:val="18"/>
                 <w:szCs w:val="18"/>
               </w:rPr>
-              <w:t xml:space="preserve">Teacher presents the anchoring phenomenon: a Kericho tea-estate manager needs to tile an oddly shaped triangular courtyard, but the perpendicular height cannot be measured because a concrete pillar is in the way. Students observe that standard base × height formulas fail when height is physically inaccessible. Teacher then guides students to measure (or read off) two sides and the included angle of scale-diagram triangles cut from manila paper, establishing the need for a new tool. Pedagogical note: Use cold-calling (minimum 4 students) during the predict phase — ask 'What information do you think is enough to fix a triangle's size?' before any instruction is given. Allow 30-second wait time after posing the question.</w:t>
+              <w:t xml:space="preserve">Learners observed a scale drawing and photographs of the Kericho community hall courtyard, noting that each triangular section has two labelled side lengths and one included angle but no perpendicular height. They observed the contractor's dilemma: the familiar area formula A = ½ × base × height cannot be applied directly because no height is physically measurable.</w:t>
             </w:r>
           </w:p>
         </w:tc>
@@ -596,7 +596,7 @@
                 <w:sz w:val="18"/>
                 <w:szCs w:val="18"/>
               </w:rPr>
-              <w:t xml:space="preserve">Students learn that the area of any triangle can be calculated using two sides and the included angle via the formula Area = ½ab sin C. They establish that sin C acts as a 'height-without-measuring' multiplier: the perpendicular height h = b sin C, so Area = ½a(b sin C) = ½ab sin C. Key vocabulary secured: included angle, opposite side, perpendicular height. Pedagogical note: Insist students write the formula in words first ('half the product of two sides times the sine of the angle between them') before writing symbols, to anchor meaning.</w:t>
+              <w:t xml:space="preserve">Learners learned that the perpendicular height of a triangle can be expressed as h = b sin C when side b and the included angle C are known (h is the side opposite C in a right-angled sub-triangle whose hypotenuse is b), and that substituting this into the standard formula gives the sine-area formula A = ½ab sin C. They applied this formula to calculate the areas of Triangle A (≈ 39.9 m²) and Triangle B (≈ 21.8 m²) of the Kericho courtyard.</w:t>
             </w:r>
           </w:p>
         </w:tc>
@@ -628,7 +628,7 @@
                 <w:sz w:val="18"/>
                 <w:szCs w:val="18"/>
               </w:rPr>
-              <w:t xml:space="preserve">Students explain why the formula works by annotating a triangle diagram: they draw the altitude from vertex C to side c, label it h = b sin C, and substitute into the familiar ½ × base × height. The formula is then applied to the Kericho courtyard triangle (e.g., a = 14 m, b = 18 m, C = 72°) to calculate the exact tile area needed. Teacher asks: 'Would the answer change if we used a different pair of sides and their included angle? Why or why not?' — directing students to see that all three versions (½ab sin C, ½bc sin A, ½ac sin B) are equivalent. Pedagogical note: Display all three equivalent forms side-by-side on the board; require students to verify numerically with one worked example.</w:t>
+              <w:t xml:space="preserve">The sine-area formula explains how the contractor can calculate the area of each triangular section of the Kericho courtyard accurately without dropping a physical perpendicular — resolving the first part of the unit puzzle. The remaining courtyard shapes (parallelogram, hexagonal border) still need their own area formulas, which will be developed in the lessons ahead.</w:t>
             </w:r>
           </w:p>
         </w:tc>
@@ -713,7 +713,7 @@
                 <w:sz w:val="18"/>
                 <w:szCs w:val="18"/>
               </w:rPr>
-              <w:t xml:space="preserve">Teacher poses a new constraint on the Kericho courtyard problem: the estate surveyor has measured only the three side lengths of a triangular plot — no angles were recorded. Students observe that ½ab sin C cannot be applied directly because no angle value is known. Teacher displays the data set (e.g., a = 9 m, b = 12 m, c = 15 m) on the board and asks students to predict whether area can still be found exactly. Students observe a teacher-guided derivation on the board showing how the cosine rule can extract angle C from side lengths, and how that value feeds back into ½ab sin C, producing — after algebraic manipulation — Heron's Formula. Pedagogical note: Pause the derivation at the step 'cos C = (a²+b²−c²)/2ab' and cold-call 3 students to name the rule being used before proceeding.</w:t>
+              <w:t xml:space="preserve">Learners measured two sides and the included angle of triangular classroom objects (set-squares, diagonally-cut book covers, Kericho courtyard scale drawings) and computed areas using ½ab sin C, comparing results with rectangle-halving estimates. They also read the Rift Valley maize farm sub-phenomenon: three side lengths known, no angle, no height accessible.</w:t>
             </w:r>
           </w:p>
         </w:tc>
@@ -745,7 +745,7 @@
                 <w:sz w:val="18"/>
                 <w:szCs w:val="18"/>
               </w:rPr>
-              <w:t xml:space="preserve">Students learn Heron's Formula: Area = √[s(s−a)(s−b)(s−c)], where s = (a+b+c)/2 is the semi-perimeter. They learn that s is computed first, then each factor (s−a), (s−b), (s−c) is evaluated and the product taken under the square root. Key insight: Heron's Formula is an all-sides formula — it requires no angle measurement and no altitude measurement, making it ideal for surveyed land parcels. Pedagogical note: Require students to write s and all three bracket values explicitly before multiplying — do not allow skipped steps in classwork.</w:t>
+              <w:t xml:space="preserve">Learners derived Heron's Formula [Area = √(s(s−a)(s−b)(s−c)), where s = (a+b+c)/2] from the sine-area formula through a structured teacher-guided derivation, then applied it to Mwangi's triangular maize plot near Eldoret (sides 40 m, 55 m, 63 m → Area ≈ 1,087.7 m²) and a second practice plot.</w:t>
             </w:r>
           </w:p>
         </w:tc>
@@ -777,7 +777,7 @@
                 <w:sz w:val="18"/>
                 <w:szCs w:val="18"/>
               </w:rPr>
-              <w:t xml:space="preserve">Students apply Heron's Formula to the Kericho courtyard triangle and verify the result matches the ½ab sin C answer from Lesson 1 (for the 9-12-15 right triangle, both methods yield 54 m²). Teacher then assigns a non-right triangle (e.g., a Nairobi plot with sides 7 m, 11 m, 13 m) so students see Heron's Formula working where ½ base × height would require extra steps. Discussion question: 'A farmer in Kisumu knows only the three fence-post distances around a triangular shamba. Which formula should she use and why?' — expected answer: Heron's Formula, because no height or angle data is available. Pedagogical note: Circulate during pair work; listen for students confusing perimeter s with semi-perimeter — correct immediately.</w:t>
+              <w:t xml:space="preserve">Learners updated their cumulative Kericho courtyard scale drawings by tagging each triangular section with the appropriate formula (½ab sin C or Heron's), recording computed areas, and writing a sentence explaining how many sections the contractor can now calculate without measuring a perpendicular height. The DQB was updated to show that area can be found with either (i) two sides and an included angle, or (ii) three sides alone.</w:t>
             </w:r>
           </w:p>
         </w:tc>
@@ -830,7 +830,7 @@
                 <w:sz w:val="18"/>
                 <w:szCs w:val="18"/>
               </w:rPr>
-              <w:t xml:space="preserve">Lesson 3: Deep Practice &amp; Model Building — Heron's Formula Consolidated</w:t>
+              <w:t xml:space="preserve">Deep Practice &amp; Model Building: Heron's Formula Consolidated</w:t>
             </w:r>
           </w:p>
         </w:tc>
@@ -862,7 +862,7 @@
                 <w:sz w:val="18"/>
                 <w:szCs w:val="18"/>
               </w:rPr>
-              <w:t xml:space="preserve">Teacher opens with three worked examples on the board ranging in difficulty: (i) a scalene triangle with integer sides; (ii) a triangle where one (s−x) factor is a decimal; (iii) a real-world Rift Valley farm plot where students must first convert units (acres to m²) before applying the formula. Students observe that the formula's structure is symmetric — swapping labels a, b, c does not change the product s(s−a)(s−b)(s−c). Pedagogical note: After Example (i), pause and ask 4 cold-called students to predict the answer for Example (ii) before revealing working — allow 45-second think time.</w:t>
+              <w:t xml:space="preserve">Learners measured three sides of real triangular objects in the classroom environment (tripod stand tops, triangular tiles, roof outlines visible from windows) using rulers and tape measures, and recorded all measurements on a Group Measurement Sheet. They posted results on a shared class table on the chalkboard and conducted a gallery walk comparing computed areas across groups.</w:t>
             </w:r>
           </w:p>
         </w:tc>
@@ -894,7 +894,7 @@
                 <w:sz w:val="18"/>
                 <w:szCs w:val="18"/>
               </w:rPr>
-              <w:t xml:space="preserve">Students consolidate the procedural fluency of Heron's Formula and learn its symmetry property: the area result is independent of how the three sides are labelled. They also learn to identify when Heron's Formula is more efficient than ½ab sin C (when only side lengths are given) versus when ½ab sin C is more efficient (when two sides and included angle are given). Pedagogical note: Post a decision flowchart on the board — 'Do you know an angle? → Yes: use ½ab sin C. No: use Heron's.' Students copy this into their exercise books as a reference tool.</w:t>
+              <w:t xml:space="preserve">Learners consolidated Heron's Formula — Area = √[s(s−a)(s−b)(s−c)] where s = (a+b+c)/2 — and proved through proof-by-example that the formula is symmetric: the computed area does not change when the labels a, b, and c are swapped. They connected this to the Kericho courtyard context: the contractor can measure the three sides of each triangular section in any convenient order and still obtain the correct area without needing a perpendicular height.</w:t>
             </w:r>
           </w:p>
         </w:tc>
@@ -926,7 +926,7 @@
                 <w:sz w:val="18"/>
                 <w:szCs w:val="18"/>
               </w:rPr>
-              <w:t xml:space="preserve">Students explain their reasoning in writing: given a Mombasa architect's triangular garden with sides 8 m, 15 m, 17 m, they must (a) apply Heron's Formula, (b) state which method they would use if they also knew the angle between the 8 m and 15 m sides, and (c) justify why both answers must be identical. Model-building phase: students update their cumulative courtyard diagram, annotating the triangular section with the correct formula and computed area. Pedagogical note: Collect and scan written justifications — common error to address in Lesson 4 is premature rounding of s before computing bracket values.</w:t>
+              <w:t xml:space="preserve">Learners revised their cumulative Kericho courtyard area models by annotating each triangular section with Heron's Formula, recording a computed area estimate, shading solved zones, and marking the parallelogram stage and hexagonal border as PENDING for future lessons. They updated the Driving Question Board with new evidence under WHAT WE NOW KNOW and posted specific questions about remaining unresolved zones under WHAT WE STILL WONDER.</w:t>
             </w:r>
           </w:p>
         </w:tc>
@@ -979,7 +979,7 @@
                 <w:sz w:val="18"/>
                 <w:szCs w:val="18"/>
               </w:rPr>
-              <w:t xml:space="preserve">Lesson 4: Area of Rhombus and Parallelogram — Measuring the Stage Floor Without Dropping a Perpendicular</w:t>
+              <w:t xml:space="preserve">Area of Rhombus and Parallelogram — Measuring the Stage Floor Without Dropping a Perpendicular</w:t>
             </w:r>
           </w:p>
         </w:tc>
@@ -1011,7 +1011,7 @@
                 <w:sz w:val="18"/>
                 <w:szCs w:val="18"/>
               </w:rPr>
-              <w:t xml:space="preserve">Teacher displays a photograph of a diamond-patterned Maasai bead-work panel and a parallelogram-shaped stage floor in a Nairobi school hall. Students observe that both shapes have no easily accessible right angle — a perpendicular height would require scaffolding. Teacher demonstrates, using two metre rulers as diagonals, that the diagonals of a rhombus bisect each other at right angles, creating four congruent right triangles. Students observe the diagonal-bisection property physically before any formula is stated. Pedagogical note: Have two students hold the 'diagonals' while the class counts the four right triangles — kinesthetic anchoring is important here.</w:t>
+              <w:t xml:space="preserve">Learners physically cut rhombus-shaped card offcuts into four right triangles and parallelogram-shaped card offcuts into two congruent triangles, measured diagonals and side lengths, and recorded results on a class poster — demonstrating that both shapes can be decomposed into triangles whose dimensions are directly measurable.</w:t>
             </w:r>
           </w:p>
         </w:tc>
@@ -1043,7 +1043,7 @@
                 <w:sz w:val="18"/>
                 <w:szCs w:val="18"/>
               </w:rPr>
-              <w:t xml:space="preserve">Students learn two formulas: (1) Rhombus: A = ½d₁d₂, derived by summing the four right triangles each of area ½(d₁/2)(d₂/2). (2) Parallelogram: A = ab sin θ, derived by recognising that the parallelogram is two congruent triangles, each of area ½ab sin θ, giving total area = ab sin θ. Key distinction: for the rhombus, d₁ and d₂ are diagonal lengths; for the parallelogram, a and b are adjacent side lengths and θ is the included angle. Pedagogical note: Students frequently confuse 'side' and 'diagonal' — insist on labelled diagrams for every problem.</w:t>
+              <w:t xml:space="preserve">Learners derived and applied A = ½d₁d₂ for the rhombus (from the perpendicular-bisecting diagonal property) and A = ab sin θ for the parallelogram (as twice the area of one constituent triangle), and explicitly connected the parallelogram formula to the triangle formula A = ½ab sin C established in Lesson 1.</w:t>
             </w:r>
           </w:p>
         </w:tc>
@@ -1075,7 +1075,7 @@
                 <w:sz w:val="18"/>
                 <w:szCs w:val="18"/>
               </w:rPr>
-              <w:t xml:space="preserve">Students apply both formulas to the Kericho courtyard model: a rhombus-shaped flower bed (d₁ = 6 m, d₂ = 8 m → A = 24 m²) and a parallelogram-shaped paving section (a = 5 m, b = 7 m, θ = 65° → A ≈ 31.84 m²). Teacher asks: 'Why do architects prefer these formulas over measuring perpendicular height on a building site?' — expected answer: diagonals and angles are easier to measure with a tape and clinometer. Pedagogical note: Require students to state units in every answer; deduct marks during marking if m² is omitted — this builds scientific communication habits.</w:t>
+              <w:t xml:space="preserve">Learners explained — in writing on their courtyard models and verbally during cold-calling — that the Kericho courtyard contractor can calculate the area of the parallelogram stage floor (≈ 21.75 m²) and rhombus fabric patches using only side lengths, diagonal lengths, and an included angle, without needing to physically measure a perpendicular height, because the sine of the included angle mathematically encodes the height.</w:t>
             </w:r>
           </w:p>
         </w:tc>
@@ -1128,7 +1128,7 @@
                 <w:sz w:val="18"/>
                 <w:szCs w:val="18"/>
               </w:rPr>
-              <w:t xml:space="preserve">Lesson 5: Practise &amp; Apply — Rhombus and Parallelogram in Context</w:t>
+              <w:t xml:space="preserve">Practise &amp; Apply — Rhombus and Parallelogram in Context</w:t>
             </w:r>
           </w:p>
         </w:tc>
@@ -1160,7 +1160,7 @@
                 <w:sz w:val="18"/>
                 <w:szCs w:val="18"/>
               </w:rPr>
-              <w:t xml:space="preserve">Teacher presents a multi-context practice carousel: Station A — a Kisumu tiler calculating rhombus-shaped floor tiles (diagonals given); Station B — a Rift Valley farmer fencing a parallelogram plot (sides and angle given); Station C — a Nairobi graphic designer scaling a parallelogram logo (proportional sides, angle unchanged). Students rotate through stations in groups of 4, recording observations about which formula applies and why. Pedagogical note: Station C deliberately keeps angle θ constant while doubling side lengths — use this to provoke the question 'What happens to area when sides double?' Answer: area quadruples (scales as s²). Allow 8 minutes per station.</w:t>
+              <w:t xml:space="preserve">Learners examined two diagrams of the Kericho courtyard parallelogram stage — one with an included angle and no height, one with a height and no angle — and predicted which formula applied to each. They also worked through a structured three-part problem set involving the courtyard stage (6 m × 4 m, 65°), a rhombus kanga patch from Nairobi's Gikomba market (diagonals 24 cm and 18 cm; also sides 15.23 cm and angle 56°), and a parallelogram school garden in Kisumu (6.5 m × 4 m, 110°), gathering numerical evidence that both formulas yield consistent results when both data sets are available.</w:t>
             </w:r>
           </w:p>
         </w:tc>
@@ -1192,7 +1192,7 @@
                 <w:sz w:val="18"/>
                 <w:szCs w:val="18"/>
               </w:rPr>
-              <w:t xml:space="preserve">Students learn that (i) Area = ab sin θ is the practical choice when perpendicular height cannot be physically measured; (ii) Area = ½d₁d₂ requires only a tape measure stretched corner-to-corner — no angle instrument needed; (iii) when both diagonals and an angle are known for a rhombus, either formula should yield the same answer — this serves as a self-checking tool. Students also learn that area scales as the square of the linear scale factor. Pedagogical note: Highlight the self-check strategy explicitly — students who get different answers using both methods have made an arithmetic error somewhere.</w:t>
+              <w:t xml:space="preserve">Learners learned that: (i) the sine area formula — Area = ab sin θ — is the practical choice when perpendicular height cannot be physically measured, as is the case for the Kericho courtyard stage; (ii) the diagonal formula — Area = ½ d₁d₂ — is efficient when both diagonals are accessible (e.g. on a flat fabric or already-laid tile); (iii) sin of an obtuse angle remains positive, so the formula works for angles greater than 90°; (iv) the two formulas are consistent — they yield the same area for the same shape when both data sets are correctly used; (v) the contractor needs to round tile counts up to avoid under-ordering material.</w:t>
             </w:r>
           </w:p>
         </w:tc>
@@ -1224,7 +1224,7 @@
                 <w:sz w:val="18"/>
                 <w:szCs w:val="18"/>
               </w:rPr>
-              <w:t xml:space="preserve">Students write a structured justification: given a parallelogram paving slab (a = 3 m, b = 4 m, θ = 50°), they compute area, then explain in one paragraph why a builder in Mombasa would find this formula more practical than measuring and dropping a perpendicular on a laid concrete surface. Teacher cold-calls 3 students to read their paragraphs aloud, then facilitates a class discussion connecting back to the driving question. DQB update: students add 'rhombus' and 'parallelogram' entries to the class driving-question board with their formulas and real-world use cases.</w:t>
+              <w:t xml:space="preserve">Learners explained through peer assessment, whole-class discussion, DQB annotation, and model-building why the Kericho contractor must use the sine formula for the parallelogram stage: the courtyard surface has no accessible perpendicular height, but two side lengths and the included angle can be measured with a tape and protractor. They articulated a decision rule — use the diagonal method when diagonals are measurable; use the sine method when sides and an included angle are known — and applied it to judge which formula is more practical in each real-life Kenyan context. They updated the cumulative courtyard model with the stage area (≈ 21.75 m²) and a tile-count estimate (88 tiles), advancing the class closer to fully answering the driving question.</w:t>
             </w:r>
           </w:p>
         </w:tc>
@@ -1277,7 +1277,7 @@
                 <w:sz w:val="18"/>
                 <w:szCs w:val="18"/>
               </w:rPr>
-              <w:t xml:space="preserve">Lesson 6: Area of a Regular Pentagon — Deriving and Applying A = (5s²)/(4 tan 36°)</w:t>
+              <w:t xml:space="preserve">Area of a Regular Pentagon: Deriving and Applying A = (5s²)/(4 tan 36°)</w:t>
             </w:r>
           </w:p>
         </w:tc>
@@ -1309,7 +1309,7 @@
                 <w:sz w:val="18"/>
                 <w:szCs w:val="18"/>
               </w:rPr>
-              <w:t xml:space="preserve">Teacher shows a photograph of a Nairobi housing-estate courtyard paved with regular pentagonal stones and asks: 'How did the supplier know how much concrete to mix?' Students observe that a regular pentagon cannot be split into rectangles easily. Teacher then demonstrates — using a pre-drawn large pentagon on chart paper — that it can be divided into 5 congruent isosceles triangles from the centre. Students observe the teacher bisecting one triangle to form a right triangle, labelling the apothem, the half-base (s/2), and the apex half-angle (36°). Pedagogical note: Cold-call 2 students to state the sum of interior angles of a pentagon (540°) and the size of each central angle (72°) before proceeding — this activates prior knowledge.</w:t>
+              <w:t xml:space="preserve">Learners observed a regular pentagon (the njugu tray sub-phenomenon) printed on 1 cm² grid paper and counted squares to estimate its area. They measured all five interior angles with a protractor, confirmed the angle sum is 540° and each angle is 108°, and observed a projected diagram of the pentagon divided into 5 congruent isosceles triangles from the centre, identifying the apex angle as 72° and the base angles as 54°.</w:t>
             </w:r>
           </w:p>
         </w:tc>
@@ -1341,7 +1341,7 @@
                 <w:sz w:val="18"/>
                 <w:szCs w:val="18"/>
               </w:rPr>
-              <w:t xml:space="preserve">Students learn that the apothem a = (s/2)/tan 36°, because the apothem is the adjacent side and s/2 is the opposite side in the right triangle formed by bisecting the central isosceles triangle. The area of one triangle = ½ × s × (s/2)/tan 36° = s²/(4 tan 36°). Multiplying by 5 gives the full formula: A = 5s²/(4 tan 36°). Students also learn the decimal approximation tan 36° ≈ 0.7265, giving A ≈ 1.720s². Pedagogical note: Require students to derive — not just memorise — the formula; derivation should appear in their exercise books before any application problems are attempted.</w:t>
+              <w:t xml:space="preserve">Learners derived that the apothem (height) of each isosceles triangle equals (s/2) / tan 36°, because the apothem bisects the apex angle, forming a right-angled triangle whose base angle is 36°. Substituting into A = (1/2) × base × height for one triangle and multiplying by 5 yields A = 5s²/(4 tan 36°). For s = 18 cm, A ≈ 557.3 cm²; for s = 9 cm, A ≈ 139.4 cm². Tan 36° appears specifically because the right-angled half-triangle has a base angle of 36° — half of the 72° apex angle.</w:t>
             </w:r>
           </w:p>
         </w:tc>
@@ -1373,7 +1373,7 @@
                 <w:sz w:val="18"/>
                 <w:szCs w:val="18"/>
               </w:rPr>
-              <w:t xml:space="preserve">Students apply A = 5s²/(4 tan 36°) to: (i) the Nairobi courtyard pentagonal stone (side = 0.4 m → A ≈ 0.275 m²); (ii) a larger pentagonal classroom display board (side = 1.2 m). Teacher asks: 'If a designer doubles the side length of the pentagon, by what factor does the area increase?' — expected answer: factor of 4 (area ∝ s²). Students update their cumulative courtyard model by adding a pentagonal feature and labelling it with the formula and computed value. Pedagogical note: Watch for calculator errors with tan 36° — remind students to ensure calculators are in degree mode.</w:t>
+              <w:t xml:space="preserve">Learners explained, in speech-bubble sentences on their Courtyard Model, that the vendor can find the exact area of a regular pentagonal tray using only its side length s, because dropping a perpendicular from the centre to the midpoint of any side creates a right-angled triangle in which the base is s/2 and the base angle is 36°, making the apothem equal to (s/2)/tan 36°. The full pentagon area then follows by calculating the area of one of the 5 congruent triangles and multiplying by 5. The DQB was updated with the class consensus answer to 'Why does tan 36° appear in the pentagon formula?'</w:t>
             </w:r>
           </w:p>
         </w:tc>
@@ -1426,7 +1426,7 @@
                 <w:sz w:val="18"/>
                 <w:szCs w:val="18"/>
               </w:rPr>
-              <w:t xml:space="preserve">Lesson 7: Area of a Regular Hexagon — Deriving the Formula from Equilateral Triangles</w:t>
+              <w:t xml:space="preserve">Area of a Regular Hexagon — Deriving the Formula from Equilateral Triangles</w:t>
             </w:r>
           </w:p>
         </w:tc>
@@ -1458,7 +1458,7 @@
                 <w:sz w:val="18"/>
                 <w:szCs w:val="18"/>
               </w:rPr>
-              <w:t xml:space="preserve">Teacher displays a honeycomb image (referencing Kenya's honey industry in Baringo County) and a photograph of hexagonal paving tiles outside a Kisumu government building. Students observe that the hexagon is composed of 6 equilateral triangles — teacher demonstrates this by cutting a paper hexagon and rearranging the triangles. Students observe that each equilateral triangle has side length equal to the hexagon's side length s. Pedagogical note: Ask students to predict the area formula before derivation — accept all predictions and record them on the board; revisit at the end of the lesson to affirm or correct. Allow 1-minute silent think time.</w:t>
+              <w:t xml:space="preserve">Learners traced hexagonal pencil cross-sections and honeycomb cell diagrams, subdivided them into 6 equilateral triangles, measured sides and angles to confirm congruence, and recorded data in a structured table — providing direct physical evidence that every regular hexagon is composed of 6 identical equilateral triangles.</w:t>
             </w:r>
           </w:p>
         </w:tc>
@@ -1490,7 +1490,7 @@
                 <w:sz w:val="18"/>
                 <w:szCs w:val="18"/>
               </w:rPr>
-              <w:t xml:space="preserve">Students learn that the area of one equilateral triangle with side s is A = (√3/4)s². Multiplying by 6 gives the hexagon formula: A = (3√3/2)s². Students also learn the decimal approximation (3√3/2) ≈ 2.598, so A ≈ 2.598s². Key conceptual link: the regular hexagon formula is a direct scaling of the equilateral triangle formula — no new trigonometric derivation is needed. Students compare this to the pentagon derivation and note that the hexagon's formula is 'cleaner' because all interior triangles are equilateral (all angles 60°), whereas the pentagon's triangles are only isosceles. Pedagogical note: This comparison deepens understanding of why regular polygons with more sides are harder to derive formulas for.</w:t>
+              <w:t xml:space="preserve">A regular hexagon of side length s has area A = (3√3/2)s² — derived by multiplying the equilateral triangle formula A = (√3/4)s² by 6. This formula requires only the side length and no perpendicular height, making it directly applicable to the Kericho courtyard hexagonal border tiles where no height can be physically measured.</w:t>
             </w:r>
           </w:p>
         </w:tc>
@@ -1522,7 +1522,7 @@
                 <w:sz w:val="18"/>
                 <w:szCs w:val="18"/>
               </w:rPr>
-              <w:t xml:space="preserve">Students apply A = (3√3/2)s² to: (i) a Baringo honeycomb cell (s = 3 mm → A ≈ 23.38 mm²); (ii) a hexagonal paving tile outside a Kisumu building (s = 0.25 m → A ≈ 0.162 m²). Teacher asks: 'A hardware shop in Nakuru sells hexagonal tiles at Ksh 850 per m². How much would it cost to tile a hexagonal stage of side 2 m?' Students must compute area then multiply by unit cost. Pedagogical note: This monetised real-world extension connects mathematics to financial literacy (a PCIs requirement). DQB update: students record the hexagon formula alongside the pentagon formula and note similarities and differences.</w:t>
+              <w:t xml:space="preserve">Learners explained why the hexagon formula is a direct descendant of the sine-area triangle formula from Lesson 1 (A = ½ab sin C, specialised to equilateral triangles), constructed a Formula Family Tree linking all five polygon area formulas developed across the unit, applied the hexagon formula to calculate tile area and adhesive box quantities for the Kericho courtyard, and updated the DQB with final answers — completing the full evidence-gathering arc of the unit.</w:t>
             </w:r>
           </w:p>
         </w:tc>
@@ -1575,7 +1575,7 @@
                 <w:sz w:val="18"/>
                 <w:szCs w:val="18"/>
               </w:rPr>
-              <w:t xml:space="preserve">Lesson 8: Synthesis, Model Building &amp; Final Assessment — The Complete Kericho Courtyard</w:t>
+              <w:t xml:space="preserve">Synthesis, Model Building &amp; Final Assessment: The Complete Kericho Courtyard</w:t>
             </w:r>
           </w:p>
         </w:tc>
@@ -1607,7 +1607,7 @@
                 <w:sz w:val="18"/>
                 <w:szCs w:val="18"/>
               </w:rPr>
-              <w:t xml:space="preserve">Teacher reveals the complete Kericho courtyard design: a composite polygon made up of a triangular entrance (sides only given — Heron's Formula required), a parallelogram paving section (sides and angle given), a rhombus flower bed (diagonals given), a pentagonal fountain base (side given), and a hexagonal seating area (side given). Students observe the full design for 2 minutes silently, then in pairs annotate which formula applies to each section. Pedagogical note: This is the summative sense-making phase — resist giving hints. Cold-call 5 students to state their formula choice and justification before any whole-class work begins. Record all five on the board.</w:t>
+              <w:t xml:space="preserve">Learners examined the complete Kericho community-hall courtyard scale drawing — a floor plan divided into triangular sections (Triangle A, B, C), a parallelogram stage, and a hexagonal tile border — and used all given measurements (side lengths, included angles, and tile side length) to compute the area of every section.</w:t>
             </w:r>
           </w:p>
         </w:tc>
@@ -1639,7 +1639,7 @@
                 <w:sz w:val="18"/>
                 <w:szCs w:val="18"/>
               </w:rPr>
-              <w:t xml:space="preserve">Students synthesise all five area-of-polygon formulas from the unit: (a) Area = ½ab sin C — triangles with two sides and an included angle; (b) Heron's Formula — triangles with three sides only; (c) A = ½d₁d₂ — rhombus with both diagonals; (d) A = ab sin θ — parallelogram with adjacent sides and included angle; (e) A = 5s²/(4 tan 36°) — regular pentagon; (f) A = (3√3/2)s² — regular hexagon. Students learn that the key skill is formula selection: matching the given information to the correct formula is as important as executing the calculation. Pedagogical note: The formula-selection decision tree (introduced in Lesson 3 and expanded each lesson) should now be fully populated in students' notes — use the last 5 minutes of the lesson to have students check and complete it.</w:t>
+              <w:t xml:space="preserve">Learners synthesised all five area-of-polygon formulas from the unit — (a) Area = ½ab sin C for triangles with two sides and an included angle; (b) Heron's Formula for triangles with three sides; (c) Area = ab sin θ for the parallelogram; (d) Area = 5s²/(4 tan 36°) for the regular pentagon (a standalone formula from Lesson 6, not part of the courtyard layout); (e) Area = (3√3/2)s² for regular hexagonal tiles — selecting the correct formula for each section and computing a total courtyard area and contractor material cost in Kenyan shillings.</w:t>
             </w:r>
           </w:p>
         </w:tc>
@@ -1671,7 +1671,7 @@
                 <w:sz w:val="18"/>
                 <w:szCs w:val="18"/>
               </w:rPr>
-              <w:t xml:space="preserve">Students independently calculate the total area of the Kericho courtyard by summing all five section areas, then answer: 'The contractor charges Ksh 2,400 per m² for tiling. What is the total cost? If the budget is Ksh 500,000, will the project be within budget?' This integrates arithmetic, formula application, unit consistency, and financial reasoning. Final model-building phase: students produce a fully annotated scale diagram of the courtyard with every formula, substituted values, and computed area clearly labelled — this serves as the unit's summative portfolio artefact. Pedagogical note: Mark using a two-column rubric — one column for mathematical accuracy (formula, substitution, computation) and one for communication (labelling, units, justification). Return marked work with written feedback before the next sub-strand begins.</w:t>
+              <w:t xml:space="preserve">Learners explained that the Kericho contractor can calculate the exact area of every polygon section — and therefore order precisely the right amount of tiling material — without ever measuring a perpendicular height, because mathematical formulas (sine-area, Heron's, parallelogram, hexagon) allow area to be determined from whichever measurements are physically accessible: side lengths and angles alone are sufficient.</w:t>
             </w:r>
           </w:p>
         </w:tc>
@@ -1795,7 +1795,7 @@
         </w:rPr>
         <w:t xml:space="preserve">© 2026 SeaVuria and ARES. This work is licensed under a </w:t>
       </w:r>
-      <w:hyperlink w:history="1" r:id="rId5bn2jawtwbsv6qjigzfoh">
+      <w:hyperlink w:history="1" r:id="rIdjxo2f78o70dhzwyytdqgo">
         <w:r>
           <w:rPr>
             <w:rFonts w:ascii="Arial" w:cs="Arial" w:eastAsia="Arial" w:hAnsi="Arial"/>
@@ -1815,7 +1815,7 @@
         </w:rPr>
         <w:t xml:space="preserve"> (</w:t>
       </w:r>
-      <w:hyperlink w:history="1" r:id="rId8fhmjdcxl26dhbmsbuv5v">
+      <w:hyperlink w:history="1" r:id="rId__gg6cbsevphdcpgt4ytd">
         <w:r>
           <w:rPr>
             <w:rFonts w:ascii="Arial" w:cs="Arial" w:eastAsia="Arial" w:hAnsi="Arial"/>
@@ -1835,7 +1835,7 @@
         </w:rPr>
         <w:t xml:space="preserve">). To view a copy of this license, visit </w:t>
       </w:r>
-      <w:hyperlink w:history="1" r:id="rIdeflxx0aldajwz5vjjfpba">
+      <w:hyperlink w:history="1" r:id="rIdxouu0odnefjgbcb3eicbx">
         <w:r>
           <w:rPr>
             <w:rFonts w:ascii="Arial" w:cs="Arial" w:eastAsia="Arial" w:hAnsi="Arial"/>

--- a/data/outputs/v2/Essential_Mathematics/SS2.4_Area_of_Polygons/Essential_Mathematics_Area_of_Polygons_SummaryTable.docx
+++ b/data/outputs/v2/Essential_Mathematics/SS2.4_Area_of_Polygons/Essential_Mathematics_Area_of_Polygons_SummaryTable.docx
@@ -1795,7 +1795,7 @@
         </w:rPr>
         <w:t xml:space="preserve">© 2026 SeaVuria and ARES. This work is licensed under a </w:t>
       </w:r>
-      <w:hyperlink w:history="1" r:id="rIdjxo2f78o70dhzwyytdqgo">
+      <w:hyperlink w:history="1" r:id="rIdm3mevrt2zpwxqggyzfjzf">
         <w:r>
           <w:rPr>
             <w:rFonts w:ascii="Arial" w:cs="Arial" w:eastAsia="Arial" w:hAnsi="Arial"/>
@@ -1815,7 +1815,7 @@
         </w:rPr>
         <w:t xml:space="preserve"> (</w:t>
       </w:r>
-      <w:hyperlink w:history="1" r:id="rId__gg6cbsevphdcpgt4ytd">
+      <w:hyperlink w:history="1" r:id="rId0lrfgtkrcfwnlv8nny58w">
         <w:r>
           <w:rPr>
             <w:rFonts w:ascii="Arial" w:cs="Arial" w:eastAsia="Arial" w:hAnsi="Arial"/>
@@ -1835,7 +1835,7 @@
         </w:rPr>
         <w:t xml:space="preserve">). To view a copy of this license, visit </w:t>
       </w:r>
-      <w:hyperlink w:history="1" r:id="rIdxouu0odnefjgbcb3eicbx">
+      <w:hyperlink w:history="1" r:id="rIdshv80n5ae2zuoy0amypoz">
         <w:r>
           <w:rPr>
             <w:rFonts w:ascii="Arial" w:cs="Arial" w:eastAsia="Arial" w:hAnsi="Arial"/>

--- a/data/outputs/v2/Essential_Mathematics/SS2.4_Area_of_Polygons/Essential_Mathematics_Area_of_Polygons_SummaryTable.docx
+++ b/data/outputs/v2/Essential_Mathematics/SS2.4_Area_of_Polygons/Essential_Mathematics_Area_of_Polygons_SummaryTable.docx
@@ -1795,7 +1795,7 @@
         </w:rPr>
         <w:t xml:space="preserve">© 2026 SeaVuria and ARES. This work is licensed under a </w:t>
       </w:r>
-      <w:hyperlink w:history="1" r:id="rIdm3mevrt2zpwxqggyzfjzf">
+      <w:hyperlink w:history="1" r:id="rIdwndbllatzwtaimticayjp">
         <w:r>
           <w:rPr>
             <w:rFonts w:ascii="Arial" w:cs="Arial" w:eastAsia="Arial" w:hAnsi="Arial"/>
@@ -1815,7 +1815,7 @@
         </w:rPr>
         <w:t xml:space="preserve"> (</w:t>
       </w:r>
-      <w:hyperlink w:history="1" r:id="rId0lrfgtkrcfwnlv8nny58w">
+      <w:hyperlink w:history="1" r:id="rId-x_u0q3wr10a3k54vvtlr">
         <w:r>
           <w:rPr>
             <w:rFonts w:ascii="Arial" w:cs="Arial" w:eastAsia="Arial" w:hAnsi="Arial"/>
@@ -1835,7 +1835,7 @@
         </w:rPr>
         <w:t xml:space="preserve">). To view a copy of this license, visit </w:t>
       </w:r>
-      <w:hyperlink w:history="1" r:id="rIdshv80n5ae2zuoy0amypoz">
+      <w:hyperlink w:history="1" r:id="rIdrvptkppqvxzfyig7tsi8x">
         <w:r>
           <w:rPr>
             <w:rFonts w:ascii="Arial" w:cs="Arial" w:eastAsia="Arial" w:hAnsi="Arial"/>

--- a/data/outputs/v2/Essential_Mathematics/SS2.4_Area_of_Polygons/Essential_Mathematics_Area_of_Polygons_SummaryTable.docx
+++ b/data/outputs/v2/Essential_Mathematics/SS2.4_Area_of_Polygons/Essential_Mathematics_Area_of_Polygons_SummaryTable.docx
@@ -1795,7 +1795,7 @@
         </w:rPr>
         <w:t xml:space="preserve">© 2026 SeaVuria and ARES. This work is licensed under a </w:t>
       </w:r>
-      <w:hyperlink w:history="1" r:id="rIdwndbllatzwtaimticayjp">
+      <w:hyperlink w:history="1" r:id="rIdz69kxuajbs15a_z38xe_l">
         <w:r>
           <w:rPr>
             <w:rFonts w:ascii="Arial" w:cs="Arial" w:eastAsia="Arial" w:hAnsi="Arial"/>
@@ -1815,7 +1815,7 @@
         </w:rPr>
         <w:t xml:space="preserve"> (</w:t>
       </w:r>
-      <w:hyperlink w:history="1" r:id="rId-x_u0q3wr10a3k54vvtlr">
+      <w:hyperlink w:history="1" r:id="rIdmfrcgtx7-1i_qt_rbppsm">
         <w:r>
           <w:rPr>
             <w:rFonts w:ascii="Arial" w:cs="Arial" w:eastAsia="Arial" w:hAnsi="Arial"/>
@@ -1835,7 +1835,7 @@
         </w:rPr>
         <w:t xml:space="preserve">). To view a copy of this license, visit </w:t>
       </w:r>
-      <w:hyperlink w:history="1" r:id="rIdrvptkppqvxzfyig7tsi8x">
+      <w:hyperlink w:history="1" r:id="rIdjt79yy46f99hjy_iiqlcj">
         <w:r>
           <w:rPr>
             <w:rFonts w:ascii="Arial" w:cs="Arial" w:eastAsia="Arial" w:hAnsi="Arial"/>

--- a/data/outputs/v2/Essential_Mathematics/SS2.4_Area_of_Polygons/Essential_Mathematics_Area_of_Polygons_SummaryTable.docx
+++ b/data/outputs/v2/Essential_Mathematics/SS2.4_Area_of_Polygons/Essential_Mathematics_Area_of_Polygons_SummaryTable.docx
@@ -1795,7 +1795,7 @@
         </w:rPr>
         <w:t xml:space="preserve">© 2026 SeaVuria and ARES. This work is licensed under a </w:t>
       </w:r>
-      <w:hyperlink w:history="1" r:id="rIdz69kxuajbs15a_z38xe_l">
+      <w:hyperlink w:history="1" r:id="rId9kq1qnmyprnoz_uxs68oa">
         <w:r>
           <w:rPr>
             <w:rFonts w:ascii="Arial" w:cs="Arial" w:eastAsia="Arial" w:hAnsi="Arial"/>
@@ -1815,7 +1815,7 @@
         </w:rPr>
         <w:t xml:space="preserve"> (</w:t>
       </w:r>
-      <w:hyperlink w:history="1" r:id="rIdmfrcgtx7-1i_qt_rbppsm">
+      <w:hyperlink w:history="1" r:id="rIdp53g8itmwryyfyqyg-jkp">
         <w:r>
           <w:rPr>
             <w:rFonts w:ascii="Arial" w:cs="Arial" w:eastAsia="Arial" w:hAnsi="Arial"/>
@@ -1835,7 +1835,7 @@
         </w:rPr>
         <w:t xml:space="preserve">). To view a copy of this license, visit </w:t>
       </w:r>
-      <w:hyperlink w:history="1" r:id="rIdjt79yy46f99hjy_iiqlcj">
+      <w:hyperlink w:history="1" r:id="rIdq_hbtnajm2b1_8dyac4ci">
         <w:r>
           <w:rPr>
             <w:rFonts w:ascii="Arial" w:cs="Arial" w:eastAsia="Arial" w:hAnsi="Arial"/>

--- a/data/outputs/v2/Essential_Mathematics/SS2.4_Area_of_Polygons/Essential_Mathematics_Area_of_Polygons_SummaryTable.docx
+++ b/data/outputs/v2/Essential_Mathematics/SS2.4_Area_of_Polygons/Essential_Mathematics_Area_of_Polygons_SummaryTable.docx
@@ -4,6 +4,7 @@
   <w:body>
     <w:p>
       <w:pPr>
+        <w:keepNext w:val="false"/>
         <w:spacing w:after="30" w:before="0"/>
         <w:jc w:val="center"/>
       </w:pPr>
@@ -23,6 +24,7 @@
     </w:p>
     <w:p>
       <w:pPr>
+        <w:keepNext w:val="false"/>
         <w:spacing w:after="60" w:before="0"/>
         <w:jc w:val="center"/>
       </w:pPr>
@@ -81,6 +83,7 @@
           </w:tcPr>
           <w:p>
             <w:pPr>
+              <w:keepNext w:val="false"/>
               <w:spacing w:after="40" w:before="0"/>
               <w:jc w:val="center"/>
             </w:pPr>
@@ -115,6 +118,7 @@
           </w:tcPr>
           <w:p>
             <w:pPr>
+              <w:keepNext w:val="false"/>
               <w:spacing w:after="40" w:before="0"/>
               <w:jc w:val="left"/>
             </w:pPr>
@@ -147,6 +151,7 @@
           </w:tcPr>
           <w:p>
             <w:pPr>
+              <w:keepNext w:val="false"/>
               <w:spacing w:after="40" w:before="0"/>
               <w:jc w:val="left"/>
             </w:pPr>
@@ -181,6 +186,7 @@
           </w:tcPr>
           <w:p>
             <w:pPr>
+              <w:keepNext w:val="false"/>
               <w:spacing w:after="40" w:before="0"/>
               <w:jc w:val="left"/>
             </w:pPr>
@@ -213,6 +219,7 @@
           </w:tcPr>
           <w:p>
             <w:pPr>
+              <w:keepNext w:val="false"/>
               <w:spacing w:after="40" w:before="0"/>
               <w:jc w:val="left"/>
             </w:pPr>
@@ -273,6 +280,7 @@
           </w:tcPr>
           <w:p>
             <w:pPr>
+              <w:keepNext w:val="false"/>
               <w:spacing w:after="40" w:before="0"/>
               <w:jc w:val="center"/>
             </w:pPr>
@@ -307,6 +315,7 @@
           </w:tcPr>
           <w:p>
             <w:pPr>
+              <w:keepNext w:val="false"/>
               <w:spacing w:after="40" w:before="0"/>
               <w:jc w:val="left"/>
             </w:pPr>
@@ -369,6 +378,7 @@
           </w:tcPr>
           <w:p>
             <w:pPr>
+              <w:keepNext w:val="false"/>
               <w:spacing w:after="40" w:before="0"/>
               <w:jc w:val="left"/>
             </w:pPr>
@@ -401,6 +411,7 @@
           </w:tcPr>
           <w:p>
             <w:pPr>
+              <w:keepNext w:val="false"/>
               <w:spacing w:after="40" w:before="0"/>
               <w:jc w:val="left"/>
             </w:pPr>
@@ -433,6 +444,7 @@
           </w:tcPr>
           <w:p>
             <w:pPr>
+              <w:keepNext w:val="false"/>
               <w:spacing w:after="40" w:before="0"/>
               <w:jc w:val="left"/>
             </w:pPr>
@@ -465,6 +477,7 @@
           </w:tcPr>
           <w:p>
             <w:pPr>
+              <w:keepNext w:val="false"/>
               <w:spacing w:after="40" w:before="0"/>
               <w:jc w:val="left"/>
             </w:pPr>
@@ -499,6 +512,7 @@
           </w:tcPr>
           <w:p>
             <w:pPr>
+              <w:keepNext w:val="false"/>
               <w:spacing w:after="40" w:before="0"/>
               <w:jc w:val="left"/>
             </w:pPr>
@@ -518,6 +532,7 @@
           </w:p>
           <w:p>
             <w:pPr>
+              <w:keepNext w:val="false"/>
               <w:spacing w:after="40" w:before="0"/>
               <w:jc w:val="left"/>
             </w:pPr>
@@ -550,6 +565,7 @@
           </w:tcPr>
           <w:p>
             <w:pPr>
+              <w:keepNext w:val="false"/>
               <w:spacing w:after="40" w:before="0"/>
               <w:jc w:val="left"/>
             </w:pPr>
@@ -582,6 +598,7 @@
           </w:tcPr>
           <w:p>
             <w:pPr>
+              <w:keepNext w:val="false"/>
               <w:spacing w:after="40" w:before="0"/>
               <w:jc w:val="left"/>
             </w:pPr>
@@ -614,6 +631,7 @@
           </w:tcPr>
           <w:p>
             <w:pPr>
+              <w:keepNext w:val="false"/>
               <w:spacing w:after="40" w:before="0"/>
               <w:jc w:val="left"/>
             </w:pPr>
@@ -648,6 +666,7 @@
           </w:tcPr>
           <w:p>
             <w:pPr>
+              <w:keepNext w:val="false"/>
               <w:spacing w:after="40" w:before="0"/>
               <w:jc w:val="left"/>
             </w:pPr>
@@ -667,6 +686,7 @@
           </w:p>
           <w:p>
             <w:pPr>
+              <w:keepNext w:val="false"/>
               <w:spacing w:after="40" w:before="0"/>
               <w:jc w:val="left"/>
             </w:pPr>
@@ -699,6 +719,7 @@
           </w:tcPr>
           <w:p>
             <w:pPr>
+              <w:keepNext w:val="false"/>
               <w:spacing w:after="40" w:before="0"/>
               <w:jc w:val="left"/>
             </w:pPr>
@@ -731,6 +752,7 @@
           </w:tcPr>
           <w:p>
             <w:pPr>
+              <w:keepNext w:val="false"/>
               <w:spacing w:after="40" w:before="0"/>
               <w:jc w:val="left"/>
             </w:pPr>
@@ -763,6 +785,7 @@
           </w:tcPr>
           <w:p>
             <w:pPr>
+              <w:keepNext w:val="false"/>
               <w:spacing w:after="40" w:before="0"/>
               <w:jc w:val="left"/>
             </w:pPr>
@@ -797,6 +820,7 @@
           </w:tcPr>
           <w:p>
             <w:pPr>
+              <w:keepNext w:val="false"/>
               <w:spacing w:after="40" w:before="0"/>
               <w:jc w:val="left"/>
             </w:pPr>
@@ -816,6 +840,7 @@
           </w:p>
           <w:p>
             <w:pPr>
+              <w:keepNext w:val="false"/>
               <w:spacing w:after="40" w:before="0"/>
               <w:jc w:val="left"/>
             </w:pPr>
@@ -848,6 +873,7 @@
           </w:tcPr>
           <w:p>
             <w:pPr>
+              <w:keepNext w:val="false"/>
               <w:spacing w:after="40" w:before="0"/>
               <w:jc w:val="left"/>
             </w:pPr>
@@ -880,6 +906,7 @@
           </w:tcPr>
           <w:p>
             <w:pPr>
+              <w:keepNext w:val="false"/>
               <w:spacing w:after="40" w:before="0"/>
               <w:jc w:val="left"/>
             </w:pPr>
@@ -912,6 +939,7 @@
           </w:tcPr>
           <w:p>
             <w:pPr>
+              <w:keepNext w:val="false"/>
               <w:spacing w:after="40" w:before="0"/>
               <w:jc w:val="left"/>
             </w:pPr>
@@ -946,6 +974,7 @@
           </w:tcPr>
           <w:p>
             <w:pPr>
+              <w:keepNext w:val="false"/>
               <w:spacing w:after="40" w:before="0"/>
               <w:jc w:val="left"/>
             </w:pPr>
@@ -965,6 +994,7 @@
           </w:p>
           <w:p>
             <w:pPr>
+              <w:keepNext w:val="false"/>
               <w:spacing w:after="40" w:before="0"/>
               <w:jc w:val="left"/>
             </w:pPr>
@@ -997,6 +1027,7 @@
           </w:tcPr>
           <w:p>
             <w:pPr>
+              <w:keepNext w:val="false"/>
               <w:spacing w:after="40" w:before="0"/>
               <w:jc w:val="left"/>
             </w:pPr>
@@ -1029,6 +1060,7 @@
           </w:tcPr>
           <w:p>
             <w:pPr>
+              <w:keepNext w:val="false"/>
               <w:spacing w:after="40" w:before="0"/>
               <w:jc w:val="left"/>
             </w:pPr>
@@ -1061,6 +1093,7 @@
           </w:tcPr>
           <w:p>
             <w:pPr>
+              <w:keepNext w:val="false"/>
               <w:spacing w:after="40" w:before="0"/>
               <w:jc w:val="left"/>
             </w:pPr>
@@ -1095,6 +1128,7 @@
           </w:tcPr>
           <w:p>
             <w:pPr>
+              <w:keepNext w:val="false"/>
               <w:spacing w:after="40" w:before="0"/>
               <w:jc w:val="left"/>
             </w:pPr>
@@ -1114,6 +1148,7 @@
           </w:p>
           <w:p>
             <w:pPr>
+              <w:keepNext w:val="false"/>
               <w:spacing w:after="40" w:before="0"/>
               <w:jc w:val="left"/>
             </w:pPr>
@@ -1146,6 +1181,7 @@
           </w:tcPr>
           <w:p>
             <w:pPr>
+              <w:keepNext w:val="false"/>
               <w:spacing w:after="40" w:before="0"/>
               <w:jc w:val="left"/>
             </w:pPr>
@@ -1178,6 +1214,7 @@
           </w:tcPr>
           <w:p>
             <w:pPr>
+              <w:keepNext w:val="false"/>
               <w:spacing w:after="40" w:before="0"/>
               <w:jc w:val="left"/>
             </w:pPr>
@@ -1210,6 +1247,7 @@
           </w:tcPr>
           <w:p>
             <w:pPr>
+              <w:keepNext w:val="false"/>
               <w:spacing w:after="40" w:before="0"/>
               <w:jc w:val="left"/>
             </w:pPr>
@@ -1244,6 +1282,7 @@
           </w:tcPr>
           <w:p>
             <w:pPr>
+              <w:keepNext w:val="false"/>
               <w:spacing w:after="40" w:before="0"/>
               <w:jc w:val="left"/>
             </w:pPr>
@@ -1263,6 +1302,7 @@
           </w:p>
           <w:p>
             <w:pPr>
+              <w:keepNext w:val="false"/>
               <w:spacing w:after="40" w:before="0"/>
               <w:jc w:val="left"/>
             </w:pPr>
@@ -1295,6 +1335,7 @@
           </w:tcPr>
           <w:p>
             <w:pPr>
+              <w:keepNext w:val="false"/>
               <w:spacing w:after="40" w:before="0"/>
               <w:jc w:val="left"/>
             </w:pPr>
@@ -1327,6 +1368,7 @@
           </w:tcPr>
           <w:p>
             <w:pPr>
+              <w:keepNext w:val="false"/>
               <w:spacing w:after="40" w:before="0"/>
               <w:jc w:val="left"/>
             </w:pPr>
@@ -1359,6 +1401,7 @@
           </w:tcPr>
           <w:p>
             <w:pPr>
+              <w:keepNext w:val="false"/>
               <w:spacing w:after="40" w:before="0"/>
               <w:jc w:val="left"/>
             </w:pPr>
@@ -1393,6 +1436,7 @@
           </w:tcPr>
           <w:p>
             <w:pPr>
+              <w:keepNext w:val="false"/>
               <w:spacing w:after="40" w:before="0"/>
               <w:jc w:val="left"/>
             </w:pPr>
@@ -1412,6 +1456,7 @@
           </w:p>
           <w:p>
             <w:pPr>
+              <w:keepNext w:val="false"/>
               <w:spacing w:after="40" w:before="0"/>
               <w:jc w:val="left"/>
             </w:pPr>
@@ -1444,6 +1489,7 @@
           </w:tcPr>
           <w:p>
             <w:pPr>
+              <w:keepNext w:val="false"/>
               <w:spacing w:after="40" w:before="0"/>
               <w:jc w:val="left"/>
             </w:pPr>
@@ -1476,6 +1522,7 @@
           </w:tcPr>
           <w:p>
             <w:pPr>
+              <w:keepNext w:val="false"/>
               <w:spacing w:after="40" w:before="0"/>
               <w:jc w:val="left"/>
             </w:pPr>
@@ -1508,6 +1555,7 @@
           </w:tcPr>
           <w:p>
             <w:pPr>
+              <w:keepNext w:val="false"/>
               <w:spacing w:after="40" w:before="0"/>
               <w:jc w:val="left"/>
             </w:pPr>
@@ -1542,6 +1590,7 @@
           </w:tcPr>
           <w:p>
             <w:pPr>
+              <w:keepNext w:val="false"/>
               <w:spacing w:after="40" w:before="0"/>
               <w:jc w:val="left"/>
             </w:pPr>
@@ -1561,6 +1610,7 @@
           </w:p>
           <w:p>
             <w:pPr>
+              <w:keepNext w:val="false"/>
               <w:spacing w:after="40" w:before="0"/>
               <w:jc w:val="left"/>
             </w:pPr>
@@ -1593,6 +1643,7 @@
           </w:tcPr>
           <w:p>
             <w:pPr>
+              <w:keepNext w:val="false"/>
               <w:spacing w:after="40" w:before="0"/>
               <w:jc w:val="left"/>
             </w:pPr>
@@ -1625,6 +1676,7 @@
           </w:tcPr>
           <w:p>
             <w:pPr>
+              <w:keepNext w:val="false"/>
               <w:spacing w:after="40" w:before="0"/>
               <w:jc w:val="left"/>
             </w:pPr>
@@ -1657,6 +1709,7 @@
           </w:tcPr>
           <w:p>
             <w:pPr>
+              <w:keepNext w:val="false"/>
               <w:spacing w:after="40" w:before="0"/>
               <w:jc w:val="left"/>
             </w:pPr>
@@ -1795,7 +1848,7 @@
         </w:rPr>
         <w:t xml:space="preserve">© 2026 SeaVuria and ARES. This work is licensed under a </w:t>
       </w:r>
-      <w:hyperlink w:history="1" r:id="rId9kq1qnmyprnoz_uxs68oa">
+      <w:hyperlink w:history="1" r:id="rIdelkygekmm80zizmsbk18z">
         <w:r>
           <w:rPr>
             <w:rFonts w:ascii="Arial" w:cs="Arial" w:eastAsia="Arial" w:hAnsi="Arial"/>
@@ -1815,7 +1868,7 @@
         </w:rPr>
         <w:t xml:space="preserve"> (</w:t>
       </w:r>
-      <w:hyperlink w:history="1" r:id="rIdp53g8itmwryyfyqyg-jkp">
+      <w:hyperlink w:history="1" r:id="rIdssilnj6l6d-k_mrubmf0e">
         <w:r>
           <w:rPr>
             <w:rFonts w:ascii="Arial" w:cs="Arial" w:eastAsia="Arial" w:hAnsi="Arial"/>
@@ -1835,7 +1888,7 @@
         </w:rPr>
         <w:t xml:space="preserve">). To view a copy of this license, visit </w:t>
       </w:r>
-      <w:hyperlink w:history="1" r:id="rIdq_hbtnajm2b1_8dyac4ci">
+      <w:hyperlink w:history="1" r:id="rIdyeivazyhldv9pvd6_tctv">
         <w:r>
           <w:rPr>
             <w:rFonts w:ascii="Arial" w:cs="Arial" w:eastAsia="Arial" w:hAnsi="Arial"/>

--- a/data/outputs/v2/Essential_Mathematics/SS2.4_Area_of_Polygons/Essential_Mathematics_Area_of_Polygons_SummaryTable.docx
+++ b/data/outputs/v2/Essential_Mathematics/SS2.4_Area_of_Polygons/Essential_Mathematics_Area_of_Polygons_SummaryTable.docx
@@ -1848,7 +1848,7 @@
         </w:rPr>
         <w:t xml:space="preserve">© 2026 SeaVuria and ARES. This work is licensed under a </w:t>
       </w:r>
-      <w:hyperlink w:history="1" r:id="rIdelkygekmm80zizmsbk18z">
+      <w:hyperlink w:history="1" r:id="rIdqlmifqw-fgro1qf3ategg">
         <w:r>
           <w:rPr>
             <w:rFonts w:ascii="Arial" w:cs="Arial" w:eastAsia="Arial" w:hAnsi="Arial"/>
@@ -1868,7 +1868,7 @@
         </w:rPr>
         <w:t xml:space="preserve"> (</w:t>
       </w:r>
-      <w:hyperlink w:history="1" r:id="rIdssilnj6l6d-k_mrubmf0e">
+      <w:hyperlink w:history="1" r:id="rIdssydojvwhco1jihjrb8jh">
         <w:r>
           <w:rPr>
             <w:rFonts w:ascii="Arial" w:cs="Arial" w:eastAsia="Arial" w:hAnsi="Arial"/>
@@ -1888,7 +1888,7 @@
         </w:rPr>
         <w:t xml:space="preserve">). To view a copy of this license, visit </w:t>
       </w:r>
-      <w:hyperlink w:history="1" r:id="rIdyeivazyhldv9pvd6_tctv">
+      <w:hyperlink w:history="1" r:id="rId33oz9jxn-woezmh0hhmob">
         <w:r>
           <w:rPr>
             <w:rFonts w:ascii="Arial" w:cs="Arial" w:eastAsia="Arial" w:hAnsi="Arial"/>
